--- a/docs/templates/ga-contracts/stonegate-ga-legal-description-exhibit-A.docx
+++ b/docs/templates/ga-contracts/stonegate-ga-legal-description-exhibit-A.docx
@@ -304,7 +304,7 @@
           <w:spacing w:val="0"/>
           <w:color w:val="49554C"/>
         </w:rPr>
-        <w:t xml:space="preserve">Stonegate Home Buyers | Georgia legal description exhibit | Version 1 - 2026-07-26 | Not attorney reviewed</w:t>
+        <w:t xml:space="preserve">Stonegate Home Buyers | Georgia legal description exhibit | Version 1 - 2026-07-26</w:t>
       </w:r>
     </w:p>
     <w:sectPr/>
